--- a/papers/论文E_知识产权_公共数据开放中的开放悖论.docx
+++ b/papers/论文E_知识产权_公共数据开放中的开放悖论.docx
@@ -126,7 +126,7 @@
           <w:b/>
           <w:sz w:val="24"/>
         </w:rPr>
-        <w:t>1.1 研究背景</w:t>
+        <w:t>1.1 从"开放即正义"到"有边界的开放"</w:t>
       </w:r>
     </w:p>
     <w:p>
@@ -140,7 +140,22 @@
           <w:b w:val="0"/>
           <w:sz w:val="21"/>
         </w:rPr>
-        <w:t>陈传夫教授在其代表性著作《图书馆发展中的知识产权问题研究》（2015，入选国家哲学社会科学成果文库）中，系统论证了"信息资源公共获取"的理论框架，提出"发展以公共利益为核心的知识产权公共政策""网络环境下维系私人利益与公共利益平衡原则"。这一理论成果不仅适用于传统图书馆场景，同样可以为数字时代的公共数据开放提供价值根基。</w:t>
+        <w:t>2022年"数据二十条"首次提出"三权分置"（数据资源持有权、数据加工使用权、数据产品经营权），标志着中国公共数据开放从"要不要开放"的争论阶段进入"如何开放"的制度设计阶段。然而一个深层悖论浮现：</w:t>
+      </w:r>
+      <w:r>
+        <w:rPr>
+          <w:rFonts w:ascii="宋体" w:hAnsi="宋体" w:eastAsia="宋体"/>
+          <w:b/>
+          <w:sz w:val="21"/>
+        </w:rPr>
+        <w:t>越强调"充分释放数据要素价值"，越需要面对"流通中的权益保护"——流通越广，隐私风险越大；利用越自由，知识产权越脆弱。</w:t>
+      </w:r>
+      <w:r>
+        <w:rPr>
+          <w:rFonts w:ascii="宋体" w:hAnsi="宋体" w:eastAsia="宋体"/>
+          <w:b w:val="0"/>
+          <w:sz w:val="21"/>
+        </w:rPr>
       </w:r>
     </w:p>
     <w:p>
@@ -154,20 +169,7 @@
           <w:b w:val="0"/>
           <w:sz w:val="21"/>
         </w:rPr>
-        <w:t>随着《数据安全法》《个人信息保护法》的实施和"数据二十条"的出台，公共数据开放进入"深水区"。一方面，"充分释放数据要素价值"要求最大化数据流通；另一方面，"保障数据安全和个人信息权益"要求严格限制数据利用。这种"既要流通又要保护"的深层张力，构成了公共数据开放的"开放悖论"。</w:t>
-      </w:r>
-    </w:p>
-    <w:p>
-      <w:pPr>
-        <w:pStyle w:val="Heading2"/>
-      </w:pPr>
-      <w:r>
-        <w:rPr>
-          <w:rFonts w:ascii="黑体" w:hAnsi="黑体" w:eastAsia="黑体"/>
-          <w:b/>
-          <w:sz w:val="24"/>
-        </w:rPr>
-        <w:t>1.2 核心问题</w:t>
+        <w:t>陈传夫教授（2008, 2015）的"信息资源公共获取"理论和"公共利益平衡"框架为这一悖论提供了分析工具。陈教授指出：公共政策应"维系私人利益与公共利益平衡"，这既不是"开放至上"的极端自由派立场，也不是"封闭保守"的安全至上立场——而是寻求一个动态平衡点。</w:t>
       </w:r>
     </w:p>
     <w:p>
@@ -181,7 +183,7 @@
           <w:b w:val="0"/>
           <w:sz w:val="21"/>
         </w:rPr>
-        <w:t>本文的核心问题是：如何在公共数据开放中实现"流通激励"与"权益保护"的平衡？陈传夫教授的"公共利益平衡"理论能否为这一悖论提供分析框架和解决方案？</w:t>
+        <w:t>本文将这一理论框架应用于政府数据开放的新场景，系统回答：在"数据二十条"的制度框架下，如何通过开放许可协议的设计，在最大化数据流通的同时保障合理的权益保护？</w:t>
       </w:r>
     </w:p>
     <w:p>
